--- a/docs/user_stories_of_event.docx
+++ b/docs/user_stories_of_event.docx
@@ -6042,12 +6042,671 @@
       </w:r>
     </w:p>
     <w:p/>
+    <w:p/>
     <w:p>
       <w:pPr>
         <w:pStyle w:val="Heading2"/>
       </w:pPr>
       <w:r>
-        <w:t>Résumé — 58 stories couvrant 15 epics × 3 zones</w:t>
+        <w:t>Epic 16 [G/T] — Plans de travail journaliers et dashboards superviseur</w:t>
+      </w:r>
+    </w:p>
+    <w:p>
+      <w:pPr>
+        <w:pStyle w:val="Heading3"/>
+      </w:pPr>
+      <w:r>
+        <w:t>US-51 [G] (P4) — Voir mon plan de travail du jour (opérateur)</w:t>
+      </w:r>
+    </w:p>
+    <w:p>
+      <w:r>
+        <w:rPr>
+          <w:b/>
+        </w:rPr>
+        <w:t>En tant qu'</w:t>
+      </w:r>
+      <w:r>
+        <w:t xml:space="preserve"> opérateur,</w:t>
+      </w:r>
+    </w:p>
+    <w:p>
+      <w:r>
+        <w:rPr>
+          <w:b/>
+        </w:rPr>
+        <w:t>je veux</w:t>
+      </w:r>
+      <w:r>
+        <w:t xml:space="preserve"> consulter en début de poste mon plan de travail personnel</w:t>
+      </w:r>
+    </w:p>
+    <w:p>
+      <w:r>
+        <w:t>du jour, basé sur les événements attendus sur ma workstation,</w:t>
+      </w:r>
+    </w:p>
+    <w:p>
+      <w:r>
+        <w:rPr>
+          <w:b/>
+        </w:rPr>
+        <w:t>afin de</w:t>
+      </w:r>
+      <w:r>
+        <w:t xml:space="preserve"> savoir quoi faire, dans quel ordre, sans intervention</w:t>
+      </w:r>
+    </w:p>
+    <w:p>
+      <w:r>
+        <w:t>supervisée.</w:t>
+      </w:r>
+    </w:p>
+    <w:p>
+      <w:r>
+        <w:rPr>
+          <w:b/>
+        </w:rPr>
+        <w:t>Critères d'acceptation :</w:t>
+      </w:r>
+    </w:p>
+    <w:p>
+      <w:pPr>
+        <w:pStyle w:val="ListBullet"/>
+      </w:pPr>
+      <w:r>
+        <w:t>Liste des expected_events du jour sur ma WS, triée par heure prévue.</w:t>
+      </w:r>
+    </w:p>
+    <w:p>
+      <w:pPr>
+        <w:pStyle w:val="ListBullet"/>
+      </w:pPr>
+      <w:r>
+        <w:t>Colonnes : heure prévue, OF, article, séquence, quantité prévue,</w:t>
+      </w:r>
+    </w:p>
+    <w:p>
+      <w:r>
+        <w:t xml:space="preserve">  temps standard, statut, prérequis OK.</w:t>
+      </w:r>
+    </w:p>
+    <w:p>
+      <w:pPr>
+        <w:pStyle w:val="ListBullet"/>
+      </w:pPr>
+      <w:r>
+        <w:t>Codes couleur par urgence (rouge = retard, orange = urgent, vert =</w:t>
+      </w:r>
+    </w:p>
+    <w:p>
+      <w:r>
+        <w:t xml:space="preserve">  normal).</w:t>
+      </w:r>
+    </w:p>
+    <w:p>
+      <w:pPr>
+        <w:pStyle w:val="ListBullet"/>
+      </w:pPr>
+      <w:r>
+        <w:t>Marqueur visuel des opérations goulot.</w:t>
+      </w:r>
+    </w:p>
+    <w:p>
+      <w:pPr>
+        <w:pStyle w:val="ListBullet"/>
+      </w:pPr>
+      <w:r>
+        <w:t>Actions in-line : Démarrer / Terminer.</w:t>
+      </w:r>
+    </w:p>
+    <w:p>
+      <w:pPr>
+        <w:pStyle w:val="ListBullet"/>
+      </w:pPr>
+      <w:r>
+        <w:t>Rafraîchissement automatique (WebSocket ou polling 30 s).</w:t>
+      </w:r>
+    </w:p>
+    <w:p>
+      <w:pPr>
+        <w:pStyle w:val="ListBullet"/>
+      </w:pPr>
+      <w:r>
+        <w:t>Impression PDF pour mode papier (secours ou traçabilité).</w:t>
+      </w:r>
+    </w:p>
+    <w:p>
+      <w:pPr>
+        <w:pStyle w:val="Heading3"/>
+      </w:pPr>
+      <w:r>
+        <w:t>US-52 [L/N] (P2) — Voir mon plan de travail du jour (planificateur)</w:t>
+      </w:r>
+    </w:p>
+    <w:p>
+      <w:r>
+        <w:rPr>
+          <w:b/>
+        </w:rPr>
+        <w:t>En tant que</w:t>
+      </w:r>
+      <w:r>
+        <w:t xml:space="preserve"> planificateur,</w:t>
+      </w:r>
+    </w:p>
+    <w:p>
+      <w:r>
+        <w:rPr>
+          <w:b/>
+        </w:rPr>
+        <w:t>je veux</w:t>
+      </w:r>
+      <w:r>
+        <w:t xml:space="preserve"> consulter chaque matin une synthèse des actions attendues</w:t>
+      </w:r>
+    </w:p>
+    <w:p>
+      <w:r>
+        <w:t>sur ma journée,</w:t>
+      </w:r>
+    </w:p>
+    <w:p>
+      <w:r>
+        <w:rPr>
+          <w:b/>
+        </w:rPr>
+        <w:t>afin de</w:t>
+      </w:r>
+      <w:r>
+        <w:t xml:space="preserve"> ne rater aucune SO à confirmer, aucun contrat à signer,</w:t>
+      </w:r>
+    </w:p>
+    <w:p>
+      <w:r>
+        <w:t>aucune alerte à traiter.</w:t>
+      </w:r>
+    </w:p>
+    <w:p>
+      <w:r>
+        <w:rPr>
+          <w:b/>
+        </w:rPr>
+        <w:t>Critères d'acceptation :</w:t>
+      </w:r>
+    </w:p>
+    <w:p>
+      <w:pPr>
+        <w:pStyle w:val="ListBullet"/>
+      </w:pPr>
+      <w:r>
+        <w:t>Liste triée par priorité de :</w:t>
+      </w:r>
+    </w:p>
+    <w:p>
+      <w:pPr>
+        <w:pStyle w:val="ListBullet"/>
+      </w:pPr>
+      <w:r>
+        <w:t>SOs à confirmer (issues zone libre).</w:t>
+      </w:r>
+    </w:p>
+    <w:p>
+      <w:pPr>
+        <w:pStyle w:val="ListBullet"/>
+      </w:pPr>
+      <w:r>
+        <w:t>Contrats de production à signer (bascule zone gelée).</w:t>
+      </w:r>
+    </w:p>
+    <w:p>
+      <w:pPr>
+        <w:pStyle w:val="ListBullet"/>
+      </w:pPr>
+      <w:r>
+        <w:t>Alertes surcharge CRP à traiter.</w:t>
+      </w:r>
+    </w:p>
+    <w:p>
+      <w:pPr>
+        <w:pStyle w:val="ListBullet"/>
+      </w:pPr>
+      <w:r>
+        <w:t>Suggestions PO / OFs MRP à valider.</w:t>
+      </w:r>
+    </w:p>
+    <w:p>
+      <w:pPr>
+        <w:pStyle w:val="ListBullet"/>
+      </w:pPr>
+      <w:r>
+        <w:t>Simulations what-if en attente de conclusion.</w:t>
+      </w:r>
+    </w:p>
+    <w:p>
+      <w:pPr>
+        <w:pStyle w:val="ListBullet"/>
+      </w:pPr>
+      <w:r>
+        <w:t>Suggestions RETEX à examiner.</w:t>
+      </w:r>
+    </w:p>
+    <w:p>
+      <w:pPr>
+        <w:pStyle w:val="ListBullet"/>
+      </w:pPr>
+      <w:r>
+        <w:t>Chaque item : lien direct vers l'action.</w:t>
+      </w:r>
+    </w:p>
+    <w:p>
+      <w:pPr>
+        <w:pStyle w:val="ListBullet"/>
+      </w:pPr>
+      <w:r>
+        <w:t>Statut d'avancement de la journée (X / N actions traitées).</w:t>
+      </w:r>
+    </w:p>
+    <w:p>
+      <w:pPr>
+        <w:pStyle w:val="ListBullet"/>
+      </w:pPr>
+      <w:r>
+        <w:t>Filtrage par famille produit, par urgence.</w:t>
+      </w:r>
+    </w:p>
+    <w:p>
+      <w:pPr>
+        <w:pStyle w:val="Heading3"/>
+      </w:pPr>
+      <w:r>
+        <w:t>US-53 [G] (P3) — Dashboard superviseur : avancement OFs et SOs</w:t>
+      </w:r>
+    </w:p>
+    <w:p>
+      <w:r>
+        <w:rPr>
+          <w:b/>
+        </w:rPr>
+        <w:t>En tant que</w:t>
+      </w:r>
+      <w:r>
+        <w:t xml:space="preserve"> chef d'atelier / superviseur,</w:t>
+      </w:r>
+    </w:p>
+    <w:p>
+      <w:r>
+        <w:rPr>
+          <w:b/>
+        </w:rPr>
+        <w:t>je veux</w:t>
+      </w:r>
+      <w:r>
+        <w:t xml:space="preserve"> un dashboard temps réel affichant l'avancement de tous les</w:t>
+      </w:r>
+    </w:p>
+    <w:p>
+      <w:r>
+        <w:t>OFs et SOs du jour,</w:t>
+      </w:r>
+    </w:p>
+    <w:p>
+      <w:r>
+        <w:rPr>
+          <w:b/>
+        </w:rPr>
+        <w:t>afin de</w:t>
+      </w:r>
+      <w:r>
+        <w:t xml:space="preserve"> piloter la journée et anticiper les retards.</w:t>
+      </w:r>
+    </w:p>
+    <w:p>
+      <w:r>
+        <w:rPr>
+          <w:b/>
+        </w:rPr>
+        <w:t>Critères d'acceptation :</w:t>
+      </w:r>
+    </w:p>
+    <w:p>
+      <w:pPr>
+        <w:pStyle w:val="ListBullet"/>
+      </w:pPr>
+      <w:r>
+        <w:t>Bloc OFs : liste des OFs en cours et planifiés du jour avec</w:t>
+      </w:r>
+    </w:p>
+    <w:p>
+      <w:r>
+        <w:t xml:space="preserve">  colonnes (of_id, article, quantité, WS courante, séquence</w:t>
+      </w:r>
+    </w:p>
+    <w:p>
+      <w:r>
+        <w:t xml:space="preserve">  courante/total, statut, avancement %, ETA fin, SO liée).</w:t>
+      </w:r>
+    </w:p>
+    <w:p>
+      <w:pPr>
+        <w:pStyle w:val="ListBullet"/>
+      </w:pPr>
+      <w:r>
+        <w:t>Bloc SOs : liste des SOs actives avec (sales_order_id, article,</w:t>
+      </w:r>
+    </w:p>
+    <w:p>
+      <w:r>
+        <w:t xml:space="preserve">  quantité, livré %, due_date, écart prévu jours, nb OFs</w:t>
+      </w:r>
+    </w:p>
+    <w:p>
+      <w:r>
+        <w:t xml:space="preserve">  en cours/total).</w:t>
+      </w:r>
+    </w:p>
+    <w:p>
+      <w:pPr>
+        <w:pStyle w:val="ListBullet"/>
+      </w:pPr>
+      <w:r>
+        <w:t>Bloc KPIs jour : OTIF instantané, rho goulot courant, WIP,</w:t>
+      </w:r>
+    </w:p>
+    <w:p>
+      <w:r>
+        <w:t xml:space="preserve">  nb déviations ouvertes.</w:t>
+      </w:r>
+    </w:p>
+    <w:p>
+      <w:pPr>
+        <w:pStyle w:val="ListBullet"/>
+      </w:pPr>
+      <w:r>
+        <w:t>Filtres : par WS, par statut, par famille.</w:t>
+      </w:r>
+    </w:p>
+    <w:p>
+      <w:pPr>
+        <w:pStyle w:val="ListBullet"/>
+      </w:pPr>
+      <w:r>
+        <w:t>Alertes visuelles : retard, blocage prérequis, écart qualité.</w:t>
+      </w:r>
+    </w:p>
+    <w:p>
+      <w:pPr>
+        <w:pStyle w:val="ListBullet"/>
+      </w:pPr>
+      <w:r>
+        <w:t>Rafraîchissement temps réel (WebSocket).</w:t>
+      </w:r>
+    </w:p>
+    <w:p>
+      <w:pPr>
+        <w:pStyle w:val="Heading3"/>
+      </w:pPr>
+      <w:r>
+        <w:t>US-54 [G] (P3) — Dashboard superviseur : événements réel vs attendu du jour</w:t>
+      </w:r>
+    </w:p>
+    <w:p>
+      <w:r>
+        <w:rPr>
+          <w:b/>
+        </w:rPr>
+        <w:t>En tant que</w:t>
+      </w:r>
+      <w:r>
+        <w:t xml:space="preserve"> chef d'atelier,</w:t>
+      </w:r>
+    </w:p>
+    <w:p>
+      <w:r>
+        <w:rPr>
+          <w:b/>
+        </w:rPr>
+        <w:t>je veux</w:t>
+      </w:r>
+      <w:r>
+        <w:t xml:space="preserve"> un dashboard détaillé montrant chaque événement attendu du</w:t>
+      </w:r>
+    </w:p>
+    <w:p>
+      <w:r>
+        <w:t>jour et son événement réel correspondant (ou absence),</w:t>
+      </w:r>
+    </w:p>
+    <w:p>
+      <w:r>
+        <w:rPr>
+          <w:b/>
+        </w:rPr>
+        <w:t>afin de</w:t>
+      </w:r>
+      <w:r>
+        <w:t xml:space="preserve"> repérer immédiatement toute dérive et d'agir.</w:t>
+      </w:r>
+    </w:p>
+    <w:p>
+      <w:r>
+        <w:rPr>
+          <w:b/>
+        </w:rPr>
+        <w:t>Critères d'acceptation :</w:t>
+      </w:r>
+    </w:p>
+    <w:p>
+      <w:pPr>
+        <w:pStyle w:val="ListBullet"/>
+      </w:pPr>
+      <w:r>
+        <w:t>Tableau : 1 ligne par expected_event du jour.</w:t>
+      </w:r>
+    </w:p>
+    <w:p>
+      <w:pPr>
+        <w:pStyle w:val="ListBullet"/>
+      </w:pPr>
+      <w:r>
+        <w:t>Colonnes : heure prévue, heure réelle, of_id + opération,</w:t>
+      </w:r>
+    </w:p>
+    <w:p>
+      <w:r>
+        <w:t xml:space="preserve">  qty_expected, qty_actual, delta_time_min, delta_qty,</w:t>
+      </w:r>
+    </w:p>
+    <w:p>
+      <w:r>
+        <w:t xml:space="preserve">  deviation_kind, is_absorbed, action_level, source_decision</w:t>
+      </w:r>
+    </w:p>
+    <w:p>
+      <w:r>
+        <w:t xml:space="preserve">  (</w:t>
+      </w:r>
+      <w:r>
+        <w:rPr>
+          <w:rFonts w:ascii="Consolas" w:hAnsi="Consolas"/>
+          <w:sz w:val="20"/>
+        </w:rPr>
+        <w:t>tolerance</w:t>
+      </w:r>
+      <w:r>
+        <w:t xml:space="preserve"> / </w:t>
+      </w:r>
+      <w:r>
+        <w:rPr>
+          <w:rFonts w:ascii="Consolas" w:hAnsi="Consolas"/>
+          <w:sz w:val="20"/>
+        </w:rPr>
+        <w:t>memory_shortcut</w:t>
+      </w:r>
+      <w:r>
+        <w:t>).</w:t>
+      </w:r>
+    </w:p>
+    <w:p>
+      <w:pPr>
+        <w:pStyle w:val="ListBullet"/>
+      </w:pPr>
+      <w:r>
+        <w:t>Filtres : par WS, par action_level, par SO peggée, par plage</w:t>
+      </w:r>
+    </w:p>
+    <w:p>
+      <w:r>
+        <w:t xml:space="preserve">  horaire.</w:t>
+      </w:r>
+    </w:p>
+    <w:p>
+      <w:pPr>
+        <w:pStyle w:val="ListBullet"/>
+      </w:pPr>
+      <w:r>
+        <w:t>Agrégats : nb déviations par kind sur la journée, top 5 WS en</w:t>
+      </w:r>
+    </w:p>
+    <w:p>
+      <w:r>
+        <w:t xml:space="preserve">  dérive, distribution action_level, ratio memory_shortcut /</w:t>
+      </w:r>
+    </w:p>
+    <w:p>
+      <w:r>
+        <w:t xml:space="preserve">  tolerance (efficacité V13.C).</w:t>
+      </w:r>
+    </w:p>
+    <w:p>
+      <w:pPr>
+        <w:pStyle w:val="ListBullet"/>
+      </w:pPr>
+      <w:r>
+        <w:t>Actions in-line : ouvrir détail déviation, surcharger action</w:t>
+      </w:r>
+    </w:p>
+    <w:p>
+      <w:r>
+        <w:t xml:space="preserve">  recommandée (lien US-19), marquer traitée manuellement.</w:t>
+      </w:r>
+    </w:p>
+    <w:p>
+      <w:pPr>
+        <w:pStyle w:val="ListBullet"/>
+      </w:pPr>
+      <w:r>
+        <w:t>Rafraîchissement temps réel.</w:t>
+      </w:r>
+    </w:p>
+    <w:p>
+      <w:pPr>
+        <w:pStyle w:val="Heading3"/>
+      </w:pPr>
+      <w:r>
+        <w:t>US-55 [T] (P7) — Configurer l'assignation opérateur → workstation(s)</w:t>
+      </w:r>
+    </w:p>
+    <w:p>
+      <w:r>
+        <w:rPr>
+          <w:b/>
+        </w:rPr>
+        <w:t>En tant qu'</w:t>
+      </w:r>
+      <w:r>
+        <w:t xml:space="preserve"> administrateur,</w:t>
+      </w:r>
+    </w:p>
+    <w:p>
+      <w:r>
+        <w:rPr>
+          <w:b/>
+        </w:rPr>
+        <w:t>je veux</w:t>
+      </w:r>
+      <w:r>
+        <w:t xml:space="preserve"> configurer l'assignation des opérateurs à leurs</w:t>
+      </w:r>
+    </w:p>
+    <w:p>
+      <w:r>
+        <w:t>workstations,</w:t>
+      </w:r>
+    </w:p>
+    <w:p>
+      <w:r>
+        <w:rPr>
+          <w:b/>
+        </w:rPr>
+        <w:t>afin que</w:t>
+      </w:r>
+      <w:r>
+        <w:t xml:space="preserve"> chaque opérateur voie le bon plan de travail.</w:t>
+      </w:r>
+    </w:p>
+    <w:p>
+      <w:r>
+        <w:rPr>
+          <w:b/>
+        </w:rPr>
+        <w:t>Critères d'acceptation :</w:t>
+      </w:r>
+    </w:p>
+    <w:p>
+      <w:pPr>
+        <w:pStyle w:val="ListBullet"/>
+      </w:pPr>
+      <w:r>
+        <w:t xml:space="preserve">Table </w:t>
+      </w:r>
+      <w:r>
+        <w:rPr>
+          <w:rFonts w:ascii="Consolas" w:hAnsi="Consolas"/>
+          <w:sz w:val="20"/>
+        </w:rPr>
+        <w:t>operator_workstation_assignment</w:t>
+      </w:r>
+      <w:r>
+        <w:t xml:space="preserve"> (opérateur, WS,</w:t>
+      </w:r>
+    </w:p>
+    <w:p>
+      <w:r>
+        <w:t xml:space="preserve">  shift, valid_from, valid_to).</w:t>
+      </w:r>
+    </w:p>
+    <w:p>
+      <w:pPr>
+        <w:pStyle w:val="ListBullet"/>
+      </w:pPr>
+      <w:r>
+        <w:t>Un opérateur peut être assigné à plusieurs WS.</w:t>
+      </w:r>
+    </w:p>
+    <w:p>
+      <w:pPr>
+        <w:pStyle w:val="ListBullet"/>
+      </w:pPr>
+      <w:r>
+        <w:t>Une WS peut avoir plusieurs opérateurs (équipe).</w:t>
+      </w:r>
+    </w:p>
+    <w:p>
+      <w:pPr>
+        <w:pStyle w:val="ListBullet"/>
+      </w:pPr>
+      <w:r>
+        <w:t>Impact immédiat sur US-51.</w:t>
+      </w:r>
+    </w:p>
+    <w:p/>
+    <w:p>
+      <w:pPr>
+        <w:pStyle w:val="Heading2"/>
+      </w:pPr>
+      <w:r>
+        <w:t>Résumé — 63 stories couvrant 16 epics × 3 zones</w:t>
       </w:r>
     </w:p>
     <w:tbl>
@@ -6753,6 +7412,48 @@
           </w:tcPr>
           <w:p>
             <w:r>
+              <w:t>16 — Plans travail journaliers + dashboards</w:t>
+            </w:r>
+          </w:p>
+        </w:tc>
+        <w:tc>
+          <w:tcPr>
+            <w:tcW w:type="dxa" w:w="2160"/>
+          </w:tcPr>
+          <w:p>
+            <w:r>
+              <w:t>G/T</w:t>
+            </w:r>
+          </w:p>
+        </w:tc>
+        <w:tc>
+          <w:tcPr>
+            <w:tcW w:type="dxa" w:w="2160"/>
+          </w:tcPr>
+          <w:p>
+            <w:r>
+              <w:t>5</w:t>
+            </w:r>
+          </w:p>
+        </w:tc>
+        <w:tc>
+          <w:tcPr>
+            <w:tcW w:type="dxa" w:w="2160"/>
+          </w:tcPr>
+          <w:p>
+            <w:r>
+              <w:t>P2, P3, P4, P7</w:t>
+            </w:r>
+          </w:p>
+        </w:tc>
+      </w:tr>
+      <w:tr>
+        <w:tc>
+          <w:tcPr>
+            <w:tcW w:type="dxa" w:w="2160"/>
+          </w:tcPr>
+          <w:p>
+            <w:r>
               <w:t>**Total**</w:t>
             </w:r>
           </w:p>
@@ -6771,7 +7472,7 @@
           </w:tcPr>
           <w:p>
             <w:r>
-              <w:t>**58**</w:t>
+              <w:t>**63**</w:t>
             </w:r>
           </w:p>
         </w:tc>

--- a/docs/user_stories_of_event.docx
+++ b/docs/user_stories_of_event.docx
@@ -6701,12 +6701,479 @@
       </w:r>
     </w:p>
     <w:p/>
+    <w:p/>
     <w:p>
       <w:pPr>
         <w:pStyle w:val="Heading2"/>
       </w:pPr>
       <w:r>
-        <w:t>Résumé — 63 stories couvrant 16 epics × 3 zones</w:t>
+        <w:t>Epic 17 [T] — Matrice causes racines et gouvernance R-RC-XX</w:t>
+      </w:r>
+    </w:p>
+    <w:p>
+      <w:pPr>
+        <w:pStyle w:val="Heading3"/>
+      </w:pPr>
+      <w:r>
+        <w:t>US-56 [T] (P2) — Consulter la matrice causes racines</w:t>
+      </w:r>
+    </w:p>
+    <w:p>
+      <w:r>
+        <w:rPr>
+          <w:b/>
+        </w:rPr>
+        <w:t>En tant que</w:t>
+      </w:r>
+      <w:r>
+        <w:t xml:space="preserve"> planificateur,</w:t>
+      </w:r>
+    </w:p>
+    <w:p>
+      <w:r>
+        <w:rPr>
+          <w:b/>
+        </w:rPr>
+        <w:t>je veux</w:t>
+      </w:r>
+      <w:r>
+        <w:t xml:space="preserve"> consulter la matrice courante des règles R-RC-XX</w:t>
+      </w:r>
+    </w:p>
+    <w:p>
+      <w:r>
+        <w:t>(déviation_kind → causes candidates avec scores),</w:t>
+      </w:r>
+    </w:p>
+    <w:p>
+      <w:r>
+        <w:rPr>
+          <w:b/>
+        </w:rPr>
+        <w:t>afin de</w:t>
+      </w:r>
+      <w:r>
+        <w:t xml:space="preserve"> comprendre le diagnostic proposé par le système et</w:t>
+      </w:r>
+    </w:p>
+    <w:p>
+      <w:r>
+        <w:t>identifier les règles à affiner.</w:t>
+      </w:r>
+    </w:p>
+    <w:p>
+      <w:r>
+        <w:rPr>
+          <w:b/>
+        </w:rPr>
+        <w:t>Critères d'acceptation :</w:t>
+      </w:r>
+    </w:p>
+    <w:p>
+      <w:pPr>
+        <w:pStyle w:val="ListBullet"/>
+      </w:pPr>
+      <w:r>
+        <w:t xml:space="preserve">Table filtrable par </w:t>
+      </w:r>
+      <w:r>
+        <w:rPr>
+          <w:rFonts w:ascii="Consolas" w:hAnsi="Consolas"/>
+          <w:sz w:val="20"/>
+        </w:rPr>
+        <w:t>deviation_kind</w:t>
+      </w:r>
+      <w:r>
+        <w:t>, WS, active/inactive.</w:t>
+      </w:r>
+    </w:p>
+    <w:p>
+      <w:pPr>
+        <w:pStyle w:val="ListBullet"/>
+      </w:pPr>
+      <w:r>
+        <w:t>Colonnes : rule_id, kind cible, expression prédicat, score de base,</w:t>
+      </w:r>
+    </w:p>
+    <w:p>
+      <w:r>
+        <w:t xml:space="preserve">  n° d'occurrences historiques, taux de succès (RETEX).</w:t>
+      </w:r>
+    </w:p>
+    <w:p>
+      <w:pPr>
+        <w:pStyle w:val="ListBullet"/>
+      </w:pPr>
+      <w:r>
+        <w:t>Export CSV.</w:t>
+      </w:r>
+    </w:p>
+    <w:p>
+      <w:pPr>
+        <w:pStyle w:val="Heading3"/>
+      </w:pPr>
+      <w:r>
+        <w:t>US-57 [T] (P2) — Ajouter/désactiver une règle R-RC-XX</w:t>
+      </w:r>
+    </w:p>
+    <w:p>
+      <w:r>
+        <w:rPr>
+          <w:b/>
+        </w:rPr>
+        <w:t>En tant que</w:t>
+      </w:r>
+      <w:r>
+        <w:t xml:space="preserve"> planificateur senior (ou MDM),</w:t>
+      </w:r>
+    </w:p>
+    <w:p>
+      <w:r>
+        <w:rPr>
+          <w:b/>
+        </w:rPr>
+        <w:t>je veux</w:t>
+      </w:r>
+      <w:r>
+        <w:t xml:space="preserve"> ajouter une nouvelle règle de cause racine ou en</w:t>
+      </w:r>
+    </w:p>
+    <w:p>
+      <w:r>
+        <w:t>désactiver une existante,</w:t>
+      </w:r>
+    </w:p>
+    <w:p>
+      <w:r>
+        <w:rPr>
+          <w:b/>
+        </w:rPr>
+        <w:t>afin d'</w:t>
+      </w:r>
+      <w:r>
+        <w:t xml:space="preserve"> adapter le diagnostic aux réalités observées atelier.</w:t>
+      </w:r>
+    </w:p>
+    <w:p>
+      <w:r>
+        <w:rPr>
+          <w:b/>
+        </w:rPr>
+        <w:t>Critères d'acceptation :</w:t>
+      </w:r>
+    </w:p>
+    <w:p>
+      <w:pPr>
+        <w:pStyle w:val="ListBullet"/>
+      </w:pPr>
+      <w:r>
+        <w:t>Formulaire : rule_id, kind cible, prédicat (expression), score.</w:t>
+      </w:r>
+    </w:p>
+    <w:p>
+      <w:pPr>
+        <w:pStyle w:val="ListBullet"/>
+      </w:pPr>
+      <w:r>
+        <w:t>Test dry-run : appliquer sur historique récent → nb attach.</w:t>
+      </w:r>
+    </w:p>
+    <w:p>
+      <w:pPr>
+        <w:pStyle w:val="ListBullet"/>
+      </w:pPr>
+      <w:r>
+        <w:t>Publication versionnée + notification équipes.</w:t>
+      </w:r>
+    </w:p>
+    <w:p>
+      <w:pPr>
+        <w:pStyle w:val="ListBullet"/>
+      </w:pPr>
+      <w:r>
+        <w:t>Audit log complet.</w:t>
+      </w:r>
+    </w:p>
+    <w:p>
+      <w:pPr>
+        <w:pStyle w:val="Heading3"/>
+      </w:pPr>
+      <w:r>
+        <w:t>US-58 [T] (P1) — Voir la matrice top-causes agrégée (RETEX)</w:t>
+      </w:r>
+    </w:p>
+    <w:p>
+      <w:r>
+        <w:rPr>
+          <w:b/>
+        </w:rPr>
+        <w:t>En tant que</w:t>
+      </w:r>
+      <w:r>
+        <w:t xml:space="preserve"> directeur industriel,</w:t>
+      </w:r>
+    </w:p>
+    <w:p>
+      <w:r>
+        <w:rPr>
+          <w:b/>
+        </w:rPr>
+        <w:t>je veux</w:t>
+      </w:r>
+      <w:r>
+        <w:t xml:space="preserve"> voir la matrice </w:t>
+      </w:r>
+      <w:r>
+        <w:rPr>
+          <w:rFonts w:ascii="Consolas" w:hAnsi="Consolas"/>
+          <w:sz w:val="20"/>
+        </w:rPr>
+        <w:t>top_causes_across_deviations</w:t>
+      </w:r>
+      <w:r>
+        <w:t xml:space="preserve"> sur</w:t>
+      </w:r>
+    </w:p>
+    <w:p>
+      <w:r>
+        <w:t>une période donnée,</w:t>
+      </w:r>
+    </w:p>
+    <w:p>
+      <w:r>
+        <w:rPr>
+          <w:b/>
+        </w:rPr>
+        <w:t>afin d'</w:t>
+      </w:r>
+      <w:r>
+        <w:t xml:space="preserve"> identifier les patterns racines dominants et prioriser</w:t>
+      </w:r>
+    </w:p>
+    <w:p>
+      <w:r>
+        <w:t>les actions d'amélioration.</w:t>
+      </w:r>
+    </w:p>
+    <w:p>
+      <w:r>
+        <w:rPr>
+          <w:b/>
+        </w:rPr>
+        <w:t>Critères d'acceptation :</w:t>
+      </w:r>
+    </w:p>
+    <w:p>
+      <w:pPr>
+        <w:pStyle w:val="ListBullet"/>
+      </w:pPr>
+      <w:r>
+        <w:t>Vue heatmap : causes × workstations (fréquence + impact).</w:t>
+      </w:r>
+    </w:p>
+    <w:p>
+      <w:pPr>
+        <w:pStyle w:val="ListBullet"/>
+      </w:pPr>
+      <w:r>
+        <w:t>Filtres : période, famille produit, sévérité.</w:t>
+      </w:r>
+    </w:p>
+    <w:p>
+      <w:pPr>
+        <w:pStyle w:val="ListBullet"/>
+      </w:pPr>
+      <w:r>
+        <w:t>Drill-down cellule → détail déviations concernées.</w:t>
+      </w:r>
+    </w:p>
+    <w:p/>
+    <w:p>
+      <w:pPr>
+        <w:pStyle w:val="Heading2"/>
+      </w:pPr>
+      <w:r>
+        <w:t>Epic 18 [T] — Roadmap incrémentale de déploiement (Étapes 0-5)</w:t>
+      </w:r>
+    </w:p>
+    <w:p>
+      <w:pPr>
+        <w:pStyle w:val="Heading3"/>
+      </w:pPr>
+      <w:r>
+        <w:t>US-59 [T] (P1) — Suivre l'avancement de la roadmap</w:t>
+      </w:r>
+    </w:p>
+    <w:p>
+      <w:r>
+        <w:rPr>
+          <w:b/>
+        </w:rPr>
+        <w:t>En tant que</w:t>
+      </w:r>
+      <w:r>
+        <w:t xml:space="preserve"> directeur industriel,</w:t>
+      </w:r>
+    </w:p>
+    <w:p>
+      <w:r>
+        <w:rPr>
+          <w:b/>
+        </w:rPr>
+        <w:t>je veux</w:t>
+      </w:r>
+      <w:r>
+        <w:t xml:space="preserve"> un dashboard suivant l'avancement des étapes 0 à 5 de la</w:t>
+      </w:r>
+    </w:p>
+    <w:p>
+      <w:r>
+        <w:t>roadmap de déploiement,</w:t>
+      </w:r>
+    </w:p>
+    <w:p>
+      <w:r>
+        <w:rPr>
+          <w:b/>
+        </w:rPr>
+        <w:t>afin de</w:t>
+      </w:r>
+      <w:r>
+        <w:t xml:space="preserve"> piloter le programme et valider les jalons ROI.</w:t>
+      </w:r>
+    </w:p>
+    <w:p>
+      <w:r>
+        <w:rPr>
+          <w:b/>
+        </w:rPr>
+        <w:t>Critères d'acceptation :</w:t>
+      </w:r>
+    </w:p>
+    <w:p>
+      <w:pPr>
+        <w:pStyle w:val="ListBullet"/>
+      </w:pPr>
+      <w:r>
+        <w:t>Vue Kanban : Étape 0 / 1 / 2 / 3 / 4 / 5 (en attente / en cours /</w:t>
+      </w:r>
+    </w:p>
+    <w:p>
+      <w:r>
+        <w:t xml:space="preserve">  livré).</w:t>
+      </w:r>
+    </w:p>
+    <w:p>
+      <w:pPr>
+        <w:pStyle w:val="ListBullet"/>
+      </w:pPr>
+      <w:r>
+        <w:t>Chaque étape : livrable attendu, valeur cible mesurée, coût</w:t>
+      </w:r>
+    </w:p>
+    <w:p>
+      <w:r>
+        <w:t xml:space="preserve">  engagé, point d'arrêt possible (oui/non).</w:t>
+      </w:r>
+    </w:p>
+    <w:p>
+      <w:pPr>
+        <w:pStyle w:val="ListBullet"/>
+      </w:pPr>
+      <w:r>
+        <w:t>Alerte si un jalon est en retard (dérive &gt; 20 % vs plan).</w:t>
+      </w:r>
+    </w:p>
+    <w:p>
+      <w:pPr>
+        <w:pStyle w:val="Heading3"/>
+      </w:pPr>
+      <w:r>
+        <w:t>US-60 [T] (P1) — Décider un point d'arrêt ROI</w:t>
+      </w:r>
+    </w:p>
+    <w:p>
+      <w:r>
+        <w:rPr>
+          <w:b/>
+        </w:rPr>
+        <w:t>En tant que</w:t>
+      </w:r>
+      <w:r>
+        <w:t xml:space="preserve"> directeur industriel,</w:t>
+      </w:r>
+    </w:p>
+    <w:p>
+      <w:r>
+        <w:rPr>
+          <w:b/>
+        </w:rPr>
+        <w:t>je veux</w:t>
+      </w:r>
+      <w:r>
+        <w:t xml:space="preserve"> pouvoir décider un point d'arrêt à l'issue d'une étape</w:t>
+      </w:r>
+    </w:p>
+    <w:p>
+      <w:r>
+        <w:t>(Étape 2, 3, 4 ou 5) si le ROI mesuré atteint la cible,</w:t>
+      </w:r>
+    </w:p>
+    <w:p>
+      <w:r>
+        <w:rPr>
+          <w:b/>
+        </w:rPr>
+        <w:t>afin d'</w:t>
+      </w:r>
+      <w:r>
+        <w:t xml:space="preserve"> allouer les ressources sur d'autres priorités.</w:t>
+      </w:r>
+    </w:p>
+    <w:p>
+      <w:r>
+        <w:rPr>
+          <w:b/>
+        </w:rPr>
+        <w:t>Critères d'acceptation :</w:t>
+      </w:r>
+    </w:p>
+    <w:p>
+      <w:pPr>
+        <w:pStyle w:val="ListBullet"/>
+      </w:pPr>
+      <w:r>
+        <w:t>Vue synthèse : valeur mesurée vs cible, coût cumulé, projection</w:t>
+      </w:r>
+    </w:p>
+    <w:p>
+      <w:r>
+        <w:t xml:space="preserve">  ROI étape suivante.</w:t>
+      </w:r>
+    </w:p>
+    <w:p>
+      <w:pPr>
+        <w:pStyle w:val="ListBullet"/>
+      </w:pPr>
+      <w:r>
+        <w:t>Bouton « acter point d'arrêt Étape N » avec justification.</w:t>
+      </w:r>
+    </w:p>
+    <w:p>
+      <w:pPr>
+        <w:pStyle w:val="ListBullet"/>
+      </w:pPr>
+      <w:r>
+        <w:t>Audit log + jalon documenté dans la doc de gouvernance.</w:t>
+      </w:r>
+    </w:p>
+    <w:p/>
+    <w:p>
+      <w:pPr>
+        <w:pStyle w:val="Heading2"/>
+      </w:pPr>
+      <w:r>
+        <w:t>Résumé — 68 stories couvrant 18 epics × 3 zones</w:t>
       </w:r>
     </w:p>
     <w:tbl>
@@ -7454,6 +7921,90 @@
           </w:tcPr>
           <w:p>
             <w:r>
+              <w:t>17 — Matrice causes racines R-RC-XX</w:t>
+            </w:r>
+          </w:p>
+        </w:tc>
+        <w:tc>
+          <w:tcPr>
+            <w:tcW w:type="dxa" w:w="2160"/>
+          </w:tcPr>
+          <w:p>
+            <w:r>
+              <w:t>T</w:t>
+            </w:r>
+          </w:p>
+        </w:tc>
+        <w:tc>
+          <w:tcPr>
+            <w:tcW w:type="dxa" w:w="2160"/>
+          </w:tcPr>
+          <w:p>
+            <w:r>
+              <w:t>3</w:t>
+            </w:r>
+          </w:p>
+        </w:tc>
+        <w:tc>
+          <w:tcPr>
+            <w:tcW w:type="dxa" w:w="2160"/>
+          </w:tcPr>
+          <w:p>
+            <w:r>
+              <w:t>P1, P2</w:t>
+            </w:r>
+          </w:p>
+        </w:tc>
+      </w:tr>
+      <w:tr>
+        <w:tc>
+          <w:tcPr>
+            <w:tcW w:type="dxa" w:w="2160"/>
+          </w:tcPr>
+          <w:p>
+            <w:r>
+              <w:t>18 — Roadmap incrémentale déploiement</w:t>
+            </w:r>
+          </w:p>
+        </w:tc>
+        <w:tc>
+          <w:tcPr>
+            <w:tcW w:type="dxa" w:w="2160"/>
+          </w:tcPr>
+          <w:p>
+            <w:r>
+              <w:t>T</w:t>
+            </w:r>
+          </w:p>
+        </w:tc>
+        <w:tc>
+          <w:tcPr>
+            <w:tcW w:type="dxa" w:w="2160"/>
+          </w:tcPr>
+          <w:p>
+            <w:r>
+              <w:t>2</w:t>
+            </w:r>
+          </w:p>
+        </w:tc>
+        <w:tc>
+          <w:tcPr>
+            <w:tcW w:type="dxa" w:w="2160"/>
+          </w:tcPr>
+          <w:p>
+            <w:r>
+              <w:t>P1</w:t>
+            </w:r>
+          </w:p>
+        </w:tc>
+      </w:tr>
+      <w:tr>
+        <w:tc>
+          <w:tcPr>
+            <w:tcW w:type="dxa" w:w="2160"/>
+          </w:tcPr>
+          <w:p>
+            <w:r>
               <w:t>**Total**</w:t>
             </w:r>
           </w:p>
@@ -7472,7 +8023,7 @@
           </w:tcPr>
           <w:p>
             <w:r>
-              <w:t>**63**</w:t>
+              <w:t>**68**</w:t>
             </w:r>
           </w:p>
         </w:tc>
